--- a/backend/staging/123_CaseDiary.docx
+++ b/backend/staging/123_CaseDiary.docx
@@ -11,22 +11,73 @@
           <w:b/>
           <w:sz w:val="28"/>
         </w:rPr>
-        <w:t>CASE DIARY (PART-I)</w:t>
+        <w:t xml:space="preserve">CASE DIARY Part - I</w:t>
       </w:r>
     </w:p>
+    <w:p>
+      <w:r>
+        <w:rPr>
+          <w:b/>
+        </w:rPr>
+        <w:t xml:space="preserve">Police Station: </w:t>
+      </w:r>
+      <w:r>
+        <w:t xml:space="preserve">Makthal    </w:t>
+      </w:r>
+      <w:r>
+        <w:rPr>
+          <w:b/>
+        </w:rPr>
+        <w:t xml:space="preserve">Dist: </w:t>
+      </w:r>
+      <w:r>
+        <w:t xml:space="preserve">Narayanpet</w:t>
+        <w:br/>
+      </w:r>
+      <w:r>
+        <w:rPr>
+          <w:b/>
+        </w:rPr>
+        <w:t xml:space="preserve">F.I.R. No.: </w:t>
+      </w:r>
+      <w:r>
+        <w:t xml:space="preserve">123    </w:t>
+      </w:r>
+      <w:r>
+        <w:rPr>
+          <w:b/>
+        </w:rPr>
+        <w:t xml:space="preserve">CD Dt: </w:t>
+      </w:r>
+      <w:r>
+        <w:t xml:space="preserve">02.04.2026</w:t>
+        <w:br/>
+      </w:r>
+      <w:r>
+        <w:rPr>
+          <w:b/>
+        </w:rPr>
+        <w:t xml:space="preserve">Offence u/s </w:t>
+      </w:r>
+      <w:r>
+        <w:t xml:space="preserve"/>
+      </w:r>
+    </w:p>
+    <w:p/>
     <w:tbl>
       <w:tblPr>
         <w:tblW w:type="auto" w:w="0"/>
         <w:tblLook w:firstColumn="1" w:firstRow="1" w:lastColumn="0" w:lastRow="0" w:noHBand="0" w:noVBand="1" w:val="04A0"/>
       </w:tblPr>
       <w:tblGrid>
-        <w:gridCol w:w="4986"/>
-        <w:gridCol w:w="4986"/>
+        <w:gridCol w:w="3324"/>
+        <w:gridCol w:w="3324"/>
+        <w:gridCol w:w="3324"/>
       </w:tblGrid>
       <w:tr>
         <w:tc>
           <w:tcPr>
-            <w:tcW w:type="dxa" w:w="4986"/>
+            <w:tcW w:type="dxa" w:w="3324"/>
             <w:tcBorders>
               <w:top w:val="single" w:sz="4" w:color="000000"/>
               <w:left w:val="single" w:sz="4" w:color="000000"/>
@@ -36,13 +87,13 @@
           </w:tcPr>
           <w:p>
             <w:r>
-              <w:t>Crime No.</w:t>
+              <w:t>1.</w:t>
             </w:r>
           </w:p>
         </w:tc>
         <w:tc>
           <w:tcPr>
-            <w:tcW w:type="dxa" w:w="4986"/>
+            <w:tcW w:type="dxa" w:w="3324"/>
             <w:tcBorders>
               <w:top w:val="single" w:sz="4" w:color="000000"/>
               <w:left w:val="single" w:sz="4" w:color="000000"/>
@@ -52,15 +103,13 @@
           </w:tcPr>
           <w:p>
             <w:r>
-              <w:t>123</w:t>
+              <w:t>Date and time of report:</w:t>
             </w:r>
           </w:p>
         </w:tc>
-      </w:tr>
-      <w:tr>
         <w:tc>
           <w:tcPr>
-            <w:tcW w:type="dxa" w:w="4986"/>
+            <w:tcW w:type="dxa" w:w="3324"/>
             <w:tcBorders>
               <w:top w:val="single" w:sz="4" w:color="000000"/>
               <w:left w:val="single" w:sz="4" w:color="000000"/>
@@ -70,13 +119,15 @@
           </w:tcPr>
           <w:p>
             <w:r>
-              <w:t>Police Station</w:t>
+              <w:t xml:space="preserve"> at </w:t>
             </w:r>
           </w:p>
         </w:tc>
+      </w:tr>
+      <w:tr>
         <w:tc>
           <w:tcPr>
-            <w:tcW w:type="dxa" w:w="4986"/>
+            <w:tcW w:type="dxa" w:w="3324"/>
             <w:tcBorders>
               <w:top w:val="single" w:sz="4" w:color="000000"/>
               <w:left w:val="single" w:sz="4" w:color="000000"/>
@@ -86,15 +137,13 @@
           </w:tcPr>
           <w:p>
             <w:r>
-              <w:t>Makthal</w:t>
+              <w:t>2.</w:t>
             </w:r>
           </w:p>
         </w:tc>
-      </w:tr>
-      <w:tr>
         <w:tc>
           <w:tcPr>
-            <w:tcW w:type="dxa" w:w="4986"/>
+            <w:tcW w:type="dxa" w:w="3324"/>
             <w:tcBorders>
               <w:top w:val="single" w:sz="4" w:color="000000"/>
               <w:left w:val="single" w:sz="4" w:color="000000"/>
@@ -104,13 +153,13 @@
           </w:tcPr>
           <w:p>
             <w:r>
-              <w:t>District</w:t>
+              <w:t>Name of the Complainant/Informant:</w:t>
             </w:r>
           </w:p>
         </w:tc>
         <w:tc>
           <w:tcPr>
-            <w:tcW w:type="dxa" w:w="4986"/>
+            <w:tcW w:type="dxa" w:w="3324"/>
             <w:tcBorders>
               <w:top w:val="single" w:sz="4" w:color="000000"/>
               <w:left w:val="single" w:sz="4" w:color="000000"/>
@@ -120,7 +169,7 @@
           </w:tcPr>
           <w:p>
             <w:r>
-              <w:t>Narayanpet</w:t>
+              <w:t xml:space="preserve">[ ]</w:t>
             </w:r>
           </w:p>
         </w:tc>
@@ -128,7 +177,7 @@
       <w:tr>
         <w:tc>
           <w:tcPr>
-            <w:tcW w:type="dxa" w:w="4986"/>
+            <w:tcW w:type="dxa" w:w="3324"/>
             <w:tcBorders>
               <w:top w:val="single" w:sz="4" w:color="000000"/>
               <w:left w:val="single" w:sz="4" w:color="000000"/>
@@ -138,29 +187,13 @@
           </w:tcPr>
           <w:p>
             <w:r>
-              <w:t>U/S</w:t>
+              <w:t>3.</w:t>
             </w:r>
           </w:p>
         </w:tc>
         <w:tc>
           <w:tcPr>
-            <w:tcW w:type="dxa" w:w="4986"/>
-            <w:tcBorders>
-              <w:top w:val="single" w:sz="4" w:color="000000"/>
-              <w:left w:val="single" w:sz="4" w:color="000000"/>
-              <w:bottom w:val="single" w:sz="4" w:color="000000"/>
-              <w:right w:val="single" w:sz="4" w:color="000000"/>
-            </w:tcBorders>
-          </w:tcPr>
-          <w:p>
-            <w:r/>
-          </w:p>
-        </w:tc>
-      </w:tr>
-      <w:tr>
-        <w:tc>
-          <w:tcPr>
-            <w:tcW w:type="dxa" w:w="4986"/>
+            <w:tcW w:type="dxa" w:w="3324"/>
             <w:tcBorders>
               <w:top w:val="single" w:sz="4" w:color="000000"/>
               <w:left w:val="single" w:sz="4" w:color="000000"/>
@@ -170,29 +203,13 @@
           </w:tcPr>
           <w:p>
             <w:r>
-              <w:t>Date of Occurrence</w:t>
+              <w:t>Name and address of accused:</w:t>
             </w:r>
           </w:p>
         </w:tc>
         <w:tc>
           <w:tcPr>
-            <w:tcW w:type="dxa" w:w="4986"/>
-            <w:tcBorders>
-              <w:top w:val="single" w:sz="4" w:color="000000"/>
-              <w:left w:val="single" w:sz="4" w:color="000000"/>
-              <w:bottom w:val="single" w:sz="4" w:color="000000"/>
-              <w:right w:val="single" w:sz="4" w:color="000000"/>
-            </w:tcBorders>
-          </w:tcPr>
-          <w:p>
-            <w:r/>
-          </w:p>
-        </w:tc>
-      </w:tr>
-      <w:tr>
-        <w:tc>
-          <w:tcPr>
-            <w:tcW w:type="dxa" w:w="4986"/>
+            <w:tcW w:type="dxa" w:w="3324"/>
             <w:tcBorders>
               <w:top w:val="single" w:sz="4" w:color="000000"/>
               <w:left w:val="single" w:sz="4" w:color="000000"/>
@@ -202,29 +219,15 @@
           </w:tcPr>
           <w:p>
             <w:r>
-              <w:t>Time of Occurrence</w:t>
+              <w:t xml:space="preserve">[ ]</w:t>
             </w:r>
-          </w:p>
-        </w:tc>
-        <w:tc>
-          <w:tcPr>
-            <w:tcW w:type="dxa" w:w="4986"/>
-            <w:tcBorders>
-              <w:top w:val="single" w:sz="4" w:color="000000"/>
-              <w:left w:val="single" w:sz="4" w:color="000000"/>
-              <w:bottom w:val="single" w:sz="4" w:color="000000"/>
-              <w:right w:val="single" w:sz="4" w:color="000000"/>
-            </w:tcBorders>
-          </w:tcPr>
-          <w:p>
-            <w:r/>
           </w:p>
         </w:tc>
       </w:tr>
       <w:tr>
         <w:tc>
           <w:tcPr>
-            <w:tcW w:type="dxa" w:w="4986"/>
+            <w:tcW w:type="dxa" w:w="3324"/>
             <w:tcBorders>
               <w:top w:val="single" w:sz="4" w:color="000000"/>
               <w:left w:val="single" w:sz="4" w:color="000000"/>
@@ -234,13 +237,13 @@
           </w:tcPr>
           <w:p>
             <w:r>
-              <w:t>Date of Report</w:t>
+              <w:t>4.</w:t>
             </w:r>
           </w:p>
         </w:tc>
         <w:tc>
           <w:tcPr>
-            <w:tcW w:type="dxa" w:w="4986"/>
+            <w:tcW w:type="dxa" w:w="3324"/>
             <w:tcBorders>
               <w:top w:val="single" w:sz="4" w:color="000000"/>
               <w:left w:val="single" w:sz="4" w:color="000000"/>
@@ -250,15 +253,13 @@
           </w:tcPr>
           <w:p>
             <w:r>
-              <w:t>22.02.2026</w:t>
+              <w:t>Property Lost:</w:t>
             </w:r>
           </w:p>
         </w:tc>
-      </w:tr>
-      <w:tr>
         <w:tc>
           <w:tcPr>
-            <w:tcW w:type="dxa" w:w="4986"/>
+            <w:tcW w:type="dxa" w:w="3324"/>
             <w:tcBorders>
               <w:top w:val="single" w:sz="4" w:color="000000"/>
               <w:left w:val="single" w:sz="4" w:color="000000"/>
@@ -268,13 +269,15 @@
           </w:tcPr>
           <w:p>
             <w:r>
-              <w:t>Investigating Officer</w:t>
+              <w:t xml:space="preserve">---</w:t>
             </w:r>
           </w:p>
         </w:tc>
+      </w:tr>
+      <w:tr>
         <w:tc>
           <w:tcPr>
-            <w:tcW w:type="dxa" w:w="4986"/>
+            <w:tcW w:type="dxa" w:w="3324"/>
             <w:tcBorders>
               <w:top w:val="single" w:sz="4" w:color="000000"/>
               <w:left w:val="single" w:sz="4" w:color="000000"/>
@@ -283,7 +286,191 @@
             </w:tcBorders>
           </w:tcPr>
           <w:p>
-            <w:r/>
+            <w:r>
+              <w:t>5.</w:t>
+            </w:r>
+          </w:p>
+        </w:tc>
+        <w:tc>
+          <w:tcPr>
+            <w:tcW w:type="dxa" w:w="3324"/>
+            <w:tcBorders>
+              <w:top w:val="single" w:sz="4" w:color="000000"/>
+              <w:left w:val="single" w:sz="4" w:color="000000"/>
+              <w:bottom w:val="single" w:sz="4" w:color="000000"/>
+              <w:right w:val="single" w:sz="4" w:color="000000"/>
+            </w:tcBorders>
+          </w:tcPr>
+          <w:p>
+            <w:r>
+              <w:t>Property recovered:</w:t>
+            </w:r>
+          </w:p>
+        </w:tc>
+        <w:tc>
+          <w:tcPr>
+            <w:tcW w:type="dxa" w:w="3324"/>
+            <w:tcBorders>
+              <w:top w:val="single" w:sz="4" w:color="000000"/>
+              <w:left w:val="single" w:sz="4" w:color="000000"/>
+              <w:bottom w:val="single" w:sz="4" w:color="000000"/>
+              <w:right w:val="single" w:sz="4" w:color="000000"/>
+            </w:tcBorders>
+          </w:tcPr>
+          <w:p>
+            <w:r>
+              <w:t xml:space="preserve">---</w:t>
+            </w:r>
+          </w:p>
+        </w:tc>
+      </w:tr>
+      <w:tr>
+        <w:tc>
+          <w:tcPr>
+            <w:tcW w:type="dxa" w:w="3324"/>
+            <w:tcBorders>
+              <w:top w:val="single" w:sz="4" w:color="000000"/>
+              <w:left w:val="single" w:sz="4" w:color="000000"/>
+              <w:bottom w:val="single" w:sz="4" w:color="000000"/>
+              <w:right w:val="single" w:sz="4" w:color="000000"/>
+            </w:tcBorders>
+          </w:tcPr>
+          <w:p>
+            <w:r>
+              <w:t>6.</w:t>
+            </w:r>
+          </w:p>
+        </w:tc>
+        <w:tc>
+          <w:tcPr>
+            <w:tcW w:type="dxa" w:w="3324"/>
+            <w:tcBorders>
+              <w:top w:val="single" w:sz="4" w:color="000000"/>
+              <w:left w:val="single" w:sz="4" w:color="000000"/>
+              <w:bottom w:val="single" w:sz="4" w:color="000000"/>
+              <w:right w:val="single" w:sz="4" w:color="000000"/>
+            </w:tcBorders>
+          </w:tcPr>
+          <w:p>
+            <w:r>
+              <w:t>Date of Last Case Diary:</w:t>
+            </w:r>
+          </w:p>
+        </w:tc>
+        <w:tc>
+          <w:tcPr>
+            <w:tcW w:type="dxa" w:w="3324"/>
+            <w:tcBorders>
+              <w:top w:val="single" w:sz="4" w:color="000000"/>
+              <w:left w:val="single" w:sz="4" w:color="000000"/>
+              <w:bottom w:val="single" w:sz="4" w:color="000000"/>
+              <w:right w:val="single" w:sz="4" w:color="000000"/>
+            </w:tcBorders>
+          </w:tcPr>
+          <w:p>
+            <w:r>
+              <w:t>First CD</w:t>
+            </w:r>
+          </w:p>
+        </w:tc>
+      </w:tr>
+      <w:tr>
+        <w:tc>
+          <w:tcPr>
+            <w:tcW w:type="dxa" w:w="3324"/>
+            <w:tcBorders>
+              <w:top w:val="single" w:sz="4" w:color="000000"/>
+              <w:left w:val="single" w:sz="4" w:color="000000"/>
+              <w:bottom w:val="single" w:sz="4" w:color="000000"/>
+              <w:right w:val="single" w:sz="4" w:color="000000"/>
+            </w:tcBorders>
+          </w:tcPr>
+          <w:p>
+            <w:r>
+              <w:t>7.</w:t>
+            </w:r>
+          </w:p>
+        </w:tc>
+        <w:tc>
+          <w:tcPr>
+            <w:tcW w:type="dxa" w:w="3324"/>
+            <w:tcBorders>
+              <w:top w:val="single" w:sz="4" w:color="000000"/>
+              <w:left w:val="single" w:sz="4" w:color="000000"/>
+              <w:bottom w:val="single" w:sz="4" w:color="000000"/>
+              <w:right w:val="single" w:sz="4" w:color="000000"/>
+            </w:tcBorders>
+          </w:tcPr>
+          <w:p>
+            <w:r>
+              <w:t>Name and address of deceased:</w:t>
+            </w:r>
+          </w:p>
+        </w:tc>
+        <w:tc>
+          <w:tcPr>
+            <w:tcW w:type="dxa" w:w="3324"/>
+            <w:tcBorders>
+              <w:top w:val="single" w:sz="4" w:color="000000"/>
+              <w:left w:val="single" w:sz="4" w:color="000000"/>
+              <w:bottom w:val="single" w:sz="4" w:color="000000"/>
+              <w:right w:val="single" w:sz="4" w:color="000000"/>
+            </w:tcBorders>
+          </w:tcPr>
+          <w:p>
+            <w:r>
+              <w:t>---</w:t>
+            </w:r>
+          </w:p>
+        </w:tc>
+      </w:tr>
+      <w:tr>
+        <w:tc>
+          <w:tcPr>
+            <w:tcW w:type="dxa" w:w="3324"/>
+            <w:tcBorders>
+              <w:top w:val="single" w:sz="4" w:color="000000"/>
+              <w:left w:val="single" w:sz="4" w:color="000000"/>
+              <w:bottom w:val="single" w:sz="4" w:color="000000"/>
+              <w:right w:val="single" w:sz="4" w:color="000000"/>
+            </w:tcBorders>
+          </w:tcPr>
+          <w:p>
+            <w:r>
+              <w:t>8.</w:t>
+            </w:r>
+          </w:p>
+        </w:tc>
+        <w:tc>
+          <w:tcPr>
+            <w:tcW w:type="dxa" w:w="3324"/>
+            <w:tcBorders>
+              <w:top w:val="single" w:sz="4" w:color="000000"/>
+              <w:left w:val="single" w:sz="4" w:color="000000"/>
+              <w:bottom w:val="single" w:sz="4" w:color="000000"/>
+              <w:right w:val="single" w:sz="4" w:color="000000"/>
+            </w:tcBorders>
+          </w:tcPr>
+          <w:p>
+            <w:r>
+              <w:t>Name and address of witnesses examined:</w:t>
+            </w:r>
+          </w:p>
+        </w:tc>
+        <w:tc>
+          <w:tcPr>
+            <w:tcW w:type="dxa" w:w="3324"/>
+            <w:tcBorders>
+              <w:top w:val="single" w:sz="4" w:color="000000"/>
+              <w:left w:val="single" w:sz="4" w:color="000000"/>
+              <w:bottom w:val="single" w:sz="4" w:color="000000"/>
+              <w:right w:val="single" w:sz="4" w:color="000000"/>
+            </w:tcBorders>
+          </w:tcPr>
+          <w:p>
+            <w:r>
+              <w:t xml:space="preserve">---</w:t>
+            </w:r>
           </w:p>
         </w:tc>
       </w:tr>
@@ -295,10 +482,49 @@
           <w:b/>
         </w:rPr>
         <w:t>INVESTIGATION NARRATIVE:</w:t>
+      </w:r>
+    </w:p>
+    <w:p>
+      <w:r>
+        <w:t>On this day I resumed further investigation into this case.</w:t>
         <w:br/>
         <w:br/>
+        <w:t xml:space="preserve">As the case particulars and “Raw document contents” have not been provided (FIR No. 123 is mentioned, but Sections/Complainant/Accused/Place/Date are blank), a factual “Brief Facts” summary cannot be drafted without risking assumptions. For a Charge Sheet, the brief facts must strictly reflect the FIR and material collected during investigation.</w:t>
+        <w:br/>
+        <w:t xml:space="preserve"/>
+        <w:br/>
+        <w:t xml:space="preserve">Kindly share the following from the case documents, and I will generate a 3–4 paragraph “Brief Facts” section in proper Charge Sheet style:</w:t>
+        <w:br/>
+        <w:t xml:space="preserve">1) FIR registration details: Date/Time of FIR, Police Station, FIR content/gist, Sections invoked, complainant details.  </w:t>
+        <w:br/>
+        <w:t xml:space="preserve">2) Occurrence details: Date/Time/Place of incident, sequence of events as per complaint/witnesses.  </w:t>
+        <w:br/>
+        <w:t xml:space="preserve">3) Accused details and alleged role: Names/addresses, specific acts attributed to each accused.  </w:t>
+        <w:br/>
+        <w:t xml:space="preserve">4) Evidence collected: Statements recorded (u/s 161 CrPC), any 164 CrPC statements, seizure memos, recovered articles, medical examination/MLC, scene of crime inspection, CCTV/Call Detail Records/digital evidence, expert reports (FSL), arrest and remand details, TIP if conducted.</w:t>
+        <w:br/>
+        <w:t xml:space="preserve"/>
+        <w:br/>
+        <w:t xml:space="preserve">If you paste the FIR narrative and the investigation notes (or upload the documents), I will produce a formal, factual “Brief Facts” summary that includes: (i) complaint registration details, (ii) nature of offence, (iii) role of accused, and (iv) evidence collected—without opinions or assumptions.</w:t>
+        <w:br/>
+        <w:br/>
+        <w:t>Closed the C.D. for the day.</w:t>
+        <w:br/>
+        <w:t>Further progress follows through my next CD.</w:t>
       </w:r>
-      <w:r/>
+    </w:p>
+    <w:p/>
+    <w:p>
+      <w:pPr>
+        <w:jc w:val="right"/>
+      </w:pPr>
+      <w:r>
+        <w:t xml:space="preserve">()</w:t>
+        <w:br/>
+        <w:t xml:space="preserve">Sub Inspector of Police, PS Makthal</w:t>
+        <w:br/>
+        <w:t xml:space="preserve">Copy submitted to the SDPO Narayanpet, Through CI of Police Makthal f.f.i.</w:t>
+      </w:r>
     </w:p>
     <w:sectPr>
       <w:pgSz w:w="12240" w:h="15840"/>
